--- a/az/discovery-articles/6.26 Paltaryuyan maşın.docx
+++ b/az/discovery-articles/6.26 Paltaryuyan maşın.docx
@@ -4,527 +4,350 @@
   <w:body>
     <w:p>
       <w:pPr>
-        <w:keepNext/>
-        <w:spacing w:before="280" w:after="120"/>
+        <w:pStyle w:val="Title"/>
+        <w:widowControl/>
       </w:pPr>
       <w:r>
-        <w:rPr>
-          <w:rFonts w:ascii="Calibri" w:hAnsi="Calibri" w:eastAsia="Calibri"/>
-          <w:b/>
-          <w:i w:val="0"/>
-          <w:color w:val="004E8C"/>
-          <w:sz w:val="44"/>
-        </w:rPr>
         <w:t>6.26 Paltaryuyan maşın</w:t>
       </w:r>
     </w:p>
     <w:p>
       <w:pPr>
-        <w:spacing w:after="80"/>
+        <w:keepNext/>
+        <w:widowControl/>
       </w:pPr>
       <w:r>
         <w:rPr>
-          <w:rFonts w:ascii="Calibri" w:hAnsi="Calibri" w:eastAsia="Calibri"/>
-          <w:b w:val="0"/>
-          <w:i/>
-          <w:color w:val="505050"/>
-          <w:sz w:val="22"/>
+          <w:sz w:val="20"/>
         </w:rPr>
-        <w:t>6. Rəqəmsal texnologiyalar, kosmos və rabitə</w:t>
-      </w:r>
-    </w:p>
-    <w:p>
-      <w:pPr>
-        <w:spacing w:after="200"/>
-      </w:pPr>
-      <w:r>
-        <w:rPr>
-          <w:rFonts w:ascii="Calibri" w:hAnsi="Calibri" w:eastAsia="Calibri"/>
-          <w:b w:val="0"/>
-          <w:i/>
-          <w:sz w:val="22"/>
-        </w:rPr>
-        <w:t>Dövr: XVIII əsrin sonu–XIX əsrdə mexaniki yuyucu qurğular; XX əsrin əvvəllərində elektrikli maşınlar; əsrin ortalarında avtomatik proqramlar | Əsas simalar: əl ilə və mühərriklə işləyən yuyucu qurğuların çoxsaylı ixtiraçıları; avtomatik proqramları standartlaşdıran sonrakı məişət texnikası şirkətləri</w:t>
-      </w:r>
-    </w:p>
-    <w:p>
-      <w:pPr>
-        <w:spacing w:after="160" w:line="276" w:lineRule="auto"/>
-      </w:pPr>
-      <w:r>
-        <w:rPr>
-          <w:rFonts w:ascii="Calibri" w:hAnsi="Calibri" w:eastAsia="Calibri"/>
-          <w:b w:val="0"/>
-          <w:i w:val="0"/>
-          <w:sz w:val="22"/>
-        </w:rPr>
-        <w:t>Paltaryuyan maşın mexaniki hərəkət, su və yuyucu vasitə ilə paltarları təmizləyir və əl əməyini xeyli azaldır. Elektrikli və avtomatik modellər bütün günü alan paltar yuma işini düymə ilə başladılan adi məişət prosesinə çevirdi.</w:t>
+        <w:t>6 Rəqəmsal texnologiyalar kosmos və rabitə</w:t>
       </w:r>
     </w:p>
     <w:p>
       <w:pPr>
         <w:keepNext/>
-        <w:spacing w:before="240" w:after="120"/>
+        <w:widowControl/>
       </w:pPr>
       <w:r>
         <w:rPr>
-          <w:rFonts w:ascii="Calibri" w:hAnsi="Calibri" w:eastAsia="Calibri"/>
-          <w:b/>
-          <w:i w:val="0"/>
-          <w:color w:val="004E8C"/>
-          <w:sz w:val="28"/>
+          <w:sz w:val="20"/>
         </w:rPr>
-        <w:t>Əsas faktlar</w:t>
+        <w:t>Dövr: təxminən XVIII əsrin sonu–XIX əsrdə mexaniki yuma qurğuları; XX əsrin əvvəlində elektrik maşınları; əsrin ortalarında avtomatik proqramlar | Əsas töhfələr: əl və mühərriklə işləyən qurğuların çoxsaylı ixtiraçıları; avtomatik proqramları standartlaşdıran məişət texnikası şirkətləri</w:t>
+      </w:r>
+    </w:p>
+    <w:p>
+      <w:pPr>
+        <w:widowControl/>
+      </w:pPr>
+      <w:r>
+        <w:t>Paltaryuyan maşın mexaniki hərəkət, su və yuyucu vasitə ilə paltarı az əl əməyi sərf edərək təmizləyir. Elektrik və avtomatik modellər günboyu görülən işi düymə ilə başladılan gündəlik prosesə çevirdi.</w:t>
+      </w:r>
+    </w:p>
+    <w:p>
+      <w:pPr>
+        <w:pStyle w:val="Heading1"/>
+        <w:widowControl/>
+      </w:pPr>
+      <w:r>
+        <w:t>Əsas məlumatlar</w:t>
       </w:r>
     </w:p>
     <w:p>
       <w:pPr>
         <w:pStyle w:val="ListBullet"/>
+        <w:widowControl/>
       </w:pPr>
       <w:r>
-        <w:rPr>
-          <w:rFonts w:ascii="Calibri" w:hAnsi="Calibri" w:eastAsia="Calibri"/>
-          <w:b w:val="0"/>
-          <w:i w:val="0"/>
-          <w:sz w:val="22"/>
-        </w:rPr>
-        <w:t>XIX əsrin taxta barabanlı və qarışdırıcılı yuyucu qurğuları paltarı daşda və ya yuyucu lövhədə əl ilə döyəcləmək ehtiyacını azaltdı</w:t>
+        <w:t>XIX əsrin taxta barabanlı və qarışdırıcılı qurğuları paltarı daş və ya yuma taxtası üzərində əllə döyəcləmək ehtiyacını azaltdı.</w:t>
       </w:r>
     </w:p>
     <w:p>
       <w:pPr>
         <w:pStyle w:val="ListBullet"/>
+        <w:widowControl/>
       </w:pPr>
       <w:r>
-        <w:rPr>
-          <w:rFonts w:ascii="Calibri" w:hAnsi="Calibri" w:eastAsia="Calibri"/>
-          <w:b w:val="0"/>
-          <w:i w:val="0"/>
-          <w:sz w:val="22"/>
-        </w:rPr>
-        <w:t>XX əsrin əvvəllərində elektrik mühərrikləri evlərdə və camaşırxanalarda sıxıcı valları və barabanları hərəkətə gətirdi</w:t>
+        <w:t>XX əsrin əvvəlində elektrik mühərrikləri ev və camaşırxanalarda sıxıcı valları və barabanları hərəkətə gətirdi.</w:t>
       </w:r>
     </w:p>
     <w:p>
       <w:pPr>
         <w:pStyle w:val="ListBullet"/>
+        <w:widowControl/>
       </w:pPr>
       <w:r>
-        <w:rPr>
-          <w:rFonts w:ascii="Calibri" w:hAnsi="Calibri" w:eastAsia="Calibri"/>
-          <w:b w:val="0"/>
-          <w:i w:val="0"/>
-          <w:sz w:val="22"/>
-        </w:rPr>
-        <w:t>Avtomatik maşınlar yuma, yaxalama və sıxma mərhələlərini qapalı çənin daxilində birləşdirdi</w:t>
+        <w:t>Avtomatik maşınlar yuma, yaxalama və sıxmanı qapalı çəndə birləşdirdi.</w:t>
       </w:r>
     </w:p>
     <w:p>
       <w:pPr>
         <w:pStyle w:val="ListBullet"/>
+        <w:widowControl/>
       </w:pPr>
       <w:r>
-        <w:rPr>
-          <w:rFonts w:ascii="Calibri" w:hAnsi="Calibri" w:eastAsia="Calibri"/>
-          <w:b w:val="0"/>
-          <w:i w:val="0"/>
-          <w:sz w:val="22"/>
-        </w:rPr>
-        <w:t>Yuyucu vasitələrin kimyası və isti su sistemləri maşınla birlikdə işləyərək çirki daha etibarlı təmizlədi</w:t>
+        <w:t>Yuyucu vasitələrin kimyası və isti su sistemləri maşınlarla birlikdə çirki daha etibarlı çıxardı.</w:t>
       </w:r>
     </w:p>
     <w:p>
       <w:pPr>
         <w:pStyle w:val="ListBullet"/>
+        <w:widowControl/>
       </w:pPr>
       <w:r>
-        <w:rPr>
-          <w:rFonts w:ascii="Calibri" w:hAnsi="Calibri" w:eastAsia="Calibri"/>
-          <w:b w:val="0"/>
-          <w:i w:val="0"/>
-          <w:sz w:val="22"/>
-        </w:rPr>
-        <w:t>Özünəxidmət camaşırxanaları, sonralar isə ev məişət texnikası cəmiyyətlərdə ev işlərinə sərf olunan vaxtın bölgüsünü dəyişdi</w:t>
+        <w:t>İctimai özünəxidmət camaşırxanaları və sonrakı ev cihazları məişət işlərinə ayrılan vaxtın bölgüsünü dəyişdirdi.</w:t>
       </w:r>
     </w:p>
     <w:p>
       <w:pPr>
-        <w:keepNext/>
-        <w:spacing w:before="240" w:after="120"/>
+        <w:pStyle w:val="Heading1"/>
+        <w:widowControl/>
       </w:pPr>
       <w:r>
-        <w:rPr>
-          <w:rFonts w:ascii="Calibri" w:hAnsi="Calibri" w:eastAsia="Calibri"/>
-          <w:b/>
-          <w:i w:val="0"/>
-          <w:color w:val="004E8C"/>
-          <w:sz w:val="28"/>
-        </w:rPr>
         <w:t>Bu nədir</w:t>
       </w:r>
     </w:p>
     <w:p>
       <w:pPr>
-        <w:spacing w:after="160" w:line="276" w:lineRule="auto"/>
+        <w:widowControl/>
       </w:pPr>
       <w:r>
-        <w:rPr>
-          <w:rFonts w:ascii="Calibri" w:hAnsi="Calibri" w:eastAsia="Calibri"/>
-          <w:b w:val="0"/>
-          <w:i w:val="0"/>
-          <w:sz w:val="22"/>
-        </w:rPr>
-        <w:t>Paltaryuyan maşın toxuculuq məmulatlarını isladan, hərəkət etdirən, yaxalayan və adətən fırladaraq sıxan məişət cihazıdır. İlk modellər əl ilə fırladılan çənlərdən ibarət idi; müasir maşınlarda elektrik mühərriki, taymer və ya idarəetmə bloku, eləcə də nasoslar işləyir. Yuyucu vasitə və temperatur kimyəvi işi, baraban isə mexaniki işi görür. Sadə dillə desək, paltaryuyan maşın həftə ərzində çirklənmiş paltarları əllə sürtmədən təmizləyən qurğudur.</w:t>
+        <w:t>Paltaryuyan maşın parçanı isladır, hərəkət etdirir, yaxalayır və adətən fırladaraq suyunu sıxır. İlk modellər əllə çevrilən çənlər idi. Sonrakılar elektrik mühərriki, taymer və ya idarəetmə qurğusu, nasoslarla işləyir. Yuyucu vasitə və temperatur kimyəvi, baraban isə mexaniki təsir göstərir. Sadə desək, həftənin paltarlarını əlinizlə ovmadan yuyan cihazdır.</w:t>
       </w:r>
     </w:p>
     <w:p>
       <w:pPr>
-        <w:keepNext/>
-        <w:spacing w:before="240" w:after="120"/>
+        <w:pStyle w:val="Heading1"/>
+        <w:widowControl/>
       </w:pPr>
       <w:r>
-        <w:rPr>
-          <w:rFonts w:ascii="Calibri" w:hAnsi="Calibri" w:eastAsia="Calibri"/>
-          <w:b/>
-          <w:i w:val="0"/>
-          <w:color w:val="004E8C"/>
-          <w:sz w:val="28"/>
-        </w:rPr>
-        <w:t>Onu kim kəşf və ya ixtira edib</w:t>
+        <w:t>Kim kəşf edib və ya yaradıb</w:t>
       </w:r>
     </w:p>
     <w:p>
       <w:pPr>
-        <w:spacing w:after="160" w:line="276" w:lineRule="auto"/>
+        <w:widowControl/>
       </w:pPr>
       <w:r>
-        <w:rPr>
-          <w:rFonts w:ascii="Calibri" w:hAnsi="Calibri" w:eastAsia="Calibri"/>
-          <w:b w:val="0"/>
-          <w:i w:val="0"/>
-          <w:sz w:val="22"/>
-        </w:rPr>
-        <w:t>Paltar yumanın mexanikləşdirilməsi tək bir ixtiraçıya aid deyil. XIX əsrdə Avropa və Şimali Amerikada barabanlar, yuyucu döyəclər və sıxıcı vallar üçün çoxsaylı patentlər qeydə alındı. Sonralar elektrik şirkətləri və məişət texnikası istehsalçıları mühərrikləri markalı korpuslarda birləşdirdilər. Avtomatik maşınların mühəndisləri sızdırmazlığı, balanssızlığın idarəsini və yuma proqramlarının ardıcıllığını təkmilləşdirdilər. Bu texnologiya məişət ehtiyacı ilə emalatxana yaradıcılığının kollektiv nəticəsidir.</w:t>
+        <w:t>Paltar yumağın mexanikləşdirilməsini bir nəfərə aid etmək olmaz. XIX əsrdə Avropa və Şimali Amerikada barabanlar, qarışdırıcılar və sıxıcılar üçün çoxlu patent alındı. Sonralar elektrik və məişət texnikası şirkətləri mühərriki hazır korpusda istehlakçıya təqdim etdilər. Avtomatik maşın mühəndisləri su keçirməyən birləşmələri, tarazsız yükə nəzarəti və proqram ardıcıllığını təkmilləşdirdilər. Bu, məişət ehtiyacı ilə ustaların bacarığının birgə nəticəsidir.</w:t>
       </w:r>
     </w:p>
     <w:p>
       <w:pPr>
-        <w:keepNext/>
-        <w:spacing w:before="240" w:after="120"/>
+        <w:pStyle w:val="Heading1"/>
+        <w:widowControl/>
       </w:pPr>
       <w:r>
-        <w:rPr>
-          <w:rFonts w:ascii="Calibri" w:hAnsi="Calibri" w:eastAsia="Calibri"/>
-          <w:b/>
-          <w:i w:val="0"/>
-          <w:color w:val="004E8C"/>
-          <w:sz w:val="28"/>
-        </w:rPr>
-        <w:t>Nə vaxt və necə meydana gəlib</w:t>
+        <w:t>Nə vaxt və necə yaranıb</w:t>
       </w:r>
     </w:p>
     <w:p>
       <w:pPr>
-        <w:spacing w:after="160" w:line="276" w:lineRule="auto"/>
+        <w:widowControl/>
       </w:pPr>
       <w:r>
-        <w:rPr>
-          <w:rFonts w:ascii="Calibri" w:hAnsi="Calibri" w:eastAsia="Calibri"/>
-          <w:b w:val="0"/>
-          <w:i w:val="0"/>
-          <w:sz w:val="22"/>
-        </w:rPr>
-        <w:t>Əl ilə işləyən yuyucu qurğular XIX əsr boyu yuyucu lövhələr və paltar qaynadılan mis qazanlarla yanaşı istifadə olundu. Təxminən 1900-cü ildən sonra elektrikləşmə varlı evlərin camaşır otaqlarına və kommersiya camaşırxanalarına mühərrikli maşınlar gətirdi. Tam avtomatik modellər XX əsrin ortalarından sonra sənayeləşmiş ölkələrdə, daha sonra gəlirlər və elektrik şəbəkələri artdıqca bütün dünyada yayıldı. Ön və üstdən yüklənən maşınlar su sərfiyyatı və parçaya münasibətdə bir-biri ilə rəqabət apardı. Mikrokontrollerlər sonralar sensorlar əlavə etsə də, əsas islatma–hərəkət–sıxma prinsipi dəyişmədi.</w:t>
+        <w:t>1800-cü illər ərzində yuma taxtası və paltar qaynadılan mis qazanlarla yanaşı əl qurğuları da vardı. Təxminən 1900-cü ildən sonrakı elektrikləşmə imkanlı evlərə və kommersiya camaşırxanalarına mühərrik gətirdi. Tam avtomatik maşınlar XX əsrin ortalarından sonra sənayeləşmiş ölkələrdə, gəlirlər və elektrik şəbəkələri artdıqca dünyada yayıldı. Öndən və üstdən yüklənən modellər su sərfi və parçaya qayğı baxımından rəqabət aparırdı. Sonradan kiçik elektron idarəedicilər — mikrokontrollerlər sensorlar əlavə etdi, amma islatmaq, hərəkət etdirmək və sıxmaq prinsipi qaldı.</w:t>
       </w:r>
     </w:p>
     <w:p>
       <w:pPr>
-        <w:keepNext/>
-        <w:spacing w:before="240" w:after="120"/>
+        <w:pStyle w:val="Heading1"/>
+        <w:widowControl/>
       </w:pPr>
       <w:r>
-        <w:rPr>
-          <w:rFonts w:ascii="Calibri" w:hAnsi="Calibri" w:eastAsia="Calibri"/>
-          <w:b/>
-          <w:i w:val="0"/>
-          <w:color w:val="004E8C"/>
-          <w:sz w:val="28"/>
-        </w:rPr>
-        <w:t>Elmi baxımdan əhəmiyyəti</w:t>
+        <w:t>Elm üçün əhəmiyyəti</w:t>
       </w:r>
     </w:p>
     <w:p>
       <w:pPr>
-        <w:spacing w:after="160" w:line="276" w:lineRule="auto"/>
+        <w:widowControl/>
       </w:pPr>
       <w:r>
-        <w:rPr>
-          <w:rFonts w:ascii="Calibri" w:hAnsi="Calibri" w:eastAsia="Calibri"/>
-          <w:b w:val="0"/>
-          <w:i w:val="0"/>
-          <w:sz w:val="22"/>
-        </w:rPr>
-        <w:t>Paltaryuyan maşınlar tətbiqi maye dinamikası, mühərrik idarəetməsi, həmçinin istiyə, qələviyə və balanssızlığa davamlı materiallar tələb etdi. Toxuculuq elmi maşında yuyulmanın yaratdığı gərginlik altında parçaların yığılmasını və rəng davamlılığını ölçdü. Vaxtdan istifadə sorğuları paltar yumağa sərf olunan əməyi iqtisadi göstərici kimi görünən etdi. Elmi baxımdan maşın “kifayət qədər təmiz” anlayışını təkrarlana bilən proqram parametrlərinə çevirdi.</w:t>
+        <w:t>Paltaryuyan maşınlar maye hərəkətinin hesablanmasını, mühərrik idarəetməsini, istiyə, qələviyə və tarazsızlığa davamlı materialları tələb etdi. Toxuculuq elmi maşında yuma zamanı parçanın yığılmasını və rəngin davamlılığını ölçdü. Vaxtdan istifadə sorğuları paltar yuma əməyini iqtisadi baxımdan görünən etdi. Maşın «kifayət qədər təmiz» anlayışını təkrarlana bilən proqram göstəricilərinə çevirdi.</w:t>
       </w:r>
     </w:p>
     <w:p>
       <w:pPr>
-        <w:keepNext/>
-        <w:spacing w:before="240" w:after="120"/>
+        <w:pStyle w:val="Heading1"/>
+        <w:widowControl/>
       </w:pPr>
       <w:r>
-        <w:rPr>
-          <w:rFonts w:ascii="Calibri" w:hAnsi="Calibri" w:eastAsia="Calibri"/>
-          <w:b/>
-          <w:i w:val="0"/>
-          <w:color w:val="004E8C"/>
-          <w:sz w:val="28"/>
-        </w:rPr>
-        <w:t>Sonrakı inkişaflara necə təsir göstərib</w:t>
+        <w:t>Sonrakı inkişafa təsiri</w:t>
       </w:r>
     </w:p>
     <w:p>
       <w:pPr>
-        <w:spacing w:after="160" w:line="276" w:lineRule="auto"/>
+        <w:widowControl/>
       </w:pPr>
       <w:r>
-        <w:rPr>
-          <w:rFonts w:ascii="Calibri" w:hAnsi="Calibri" w:eastAsia="Calibri"/>
-          <w:b w:val="0"/>
-          <w:i w:val="0"/>
-          <w:sz w:val="22"/>
-        </w:rPr>
-        <w:t>Məişət texnikası sənayesi, yuyucu vasitələrin marketinqi və sintetik parçalar maşınla yuma texnologiyası ilə qarşılıqlı şəkildə inkişaf etdi. Qabyuyan və paltarqurudan maşınlarda eyni nasos, qızdırıcı və qapalı korpus prinsiplərindən istifadə olundu. Su və enerji səmərəliliyi nişanları mühəndisləri sərfiyyatı azaltmağa sövq etdi. Ağıllı evdə vaxt üzrə proqramlaşdırma isə həmin barabanın üzərinə əlavə olunmuş yeni idarəetmə qatıdır.</w:t>
+        <w:t>Məişət texnikası sənayesi, yuyucu vasitələrin satışı və sintetik parçalar maşında yuma ilə birlikdə inkişaf etdi. Qabyuyan və quruducu maşınlar nasos, qızdırıcı və qapalı korpuslardan yenidən istifadə etdi. Su və enerji sərfini göstərən nişanlar səmərəliliyi artırmağa təkan verdi. Ağıllı evdə iş vaxtını planlaşdırmaq eyni barabana əlavə olunan yeni idarəetmə imkanıdır.</w:t>
       </w:r>
     </w:p>
     <w:p>
       <w:pPr>
-        <w:keepNext/>
-        <w:spacing w:before="240" w:after="120"/>
+        <w:pStyle w:val="Heading1"/>
+        <w:widowControl/>
       </w:pPr>
       <w:r>
-        <w:rPr>
-          <w:rFonts w:ascii="Calibri" w:hAnsi="Calibri" w:eastAsia="Calibri"/>
-          <w:b/>
-          <w:i w:val="0"/>
-          <w:color w:val="004E8C"/>
-          <w:sz w:val="28"/>
-        </w:rPr>
         <w:t>İnsan həyatını necə dəyişib</w:t>
       </w:r>
     </w:p>
     <w:p>
       <w:pPr>
-        <w:spacing w:after="160" w:line="276" w:lineRule="auto"/>
+        <w:widowControl/>
       </w:pPr>
       <w:r>
-        <w:rPr>
-          <w:rFonts w:ascii="Calibri" w:hAnsi="Calibri" w:eastAsia="Calibri"/>
-          <w:b w:val="0"/>
-          <w:i w:val="0"/>
-          <w:sz w:val="22"/>
-        </w:rPr>
-        <w:t>Paltar sürtməyə sərf olunan saatlar artıq muzdlu əməyə, təhsilə və ya istirahətə ayrıla bildi; bu üstünlük qadınlar və kişilər, eləcə də sosial təbəqələr arasında həmişə bərabər bölünmədi. Tez-tez yuma ucuzlaşdıqca təmiz geyimə dair gözləntilər yüksəldi. Səs-küy, sintetik parçalardan ayrılan mikroplastiklər və su sərfiyyatı yeni problemlərə çevrildi. Buna baxmayaraq, paltaryuyan maşın bir çox evdə gündəlik səliqəli görünüşü təmin edən səssiz qüvvədir.</w:t>
+        <w:t>Əvvəllər ovmağa sərf edilən saatlar ödənişli işə, təhsilə və istirahətə ayrıla bildi, lakin bu qazanc cinslər və sosial qruplar arasında bərabər bölünmədi. Tez-tez yuma ucuzlaşdıqca təmiz geyimə gözləntilər yüksəldi. Səs-küy, sintetik parçalardan ayrılan mikroplastik və su sərfi yeni problemlərə çevrildi. Yenə də bir çox evdə paltaryuyan maşın gündəlik səliqəli həyatın əsas köməkçisidir.</w:t>
       </w:r>
     </w:p>
     <w:p>
       <w:pPr>
-        <w:keepNext/>
-        <w:spacing w:before="240" w:after="120"/>
+        <w:pStyle w:val="Heading1"/>
+        <w:widowControl/>
       </w:pPr>
       <w:r>
-        <w:rPr>
-          <w:rFonts w:ascii="Calibri" w:hAnsi="Calibri" w:eastAsia="Calibri"/>
-          <w:b/>
-          <w:i w:val="0"/>
-          <w:color w:val="004E8C"/>
-          <w:sz w:val="28"/>
-        </w:rPr>
         <w:t>Mənbələr və istinadlar</w:t>
       </w:r>
     </w:p>
     <w:p>
       <w:pPr>
-        <w:keepNext/>
-        <w:spacing w:before="240" w:after="120"/>
+        <w:pStyle w:val="Heading2"/>
+        <w:widowControl/>
       </w:pPr>
       <w:r>
         <w:rPr>
-          <w:rFonts w:ascii="Calibri" w:hAnsi="Calibri" w:eastAsia="Calibri"/>
-          <w:b/>
-          <w:i w:val="0"/>
-          <w:color w:val="004E8C"/>
-          <w:sz w:val="24"/>
+          <w:sz w:val="20"/>
         </w:rPr>
-        <w:t>A. Kitablar və əsas elmi əsərlər</w:t>
+        <w:t>A Kitablar və əsas elmi əsərlər</w:t>
       </w:r>
     </w:p>
     <w:p>
       <w:pPr>
-        <w:spacing w:after="80"/>
-        <w:ind w:left="360"/>
+        <w:widowControl/>
       </w:pPr>
       <w:r>
         <w:rPr>
-          <w:rFonts w:ascii="Calibri" w:hAnsi="Calibri" w:eastAsia="Calibri"/>
-          <w:b w:val="0"/>
-          <w:i w:val="0"/>
-          <w:sz w:val="22"/>
+          <w:sz w:val="20"/>
         </w:rPr>
         <w:t>1. Cowan, Ruth Schwartz. More Work for Mother: The Ironies of Household Technology from the Open Hearth to the Microwave. New York: Basic Books, 1983.</w:t>
       </w:r>
     </w:p>
     <w:p>
       <w:pPr>
-        <w:keepNext/>
-        <w:spacing w:before="240" w:after="120"/>
+        <w:pStyle w:val="Heading2"/>
+        <w:widowControl/>
       </w:pPr>
       <w:r>
         <w:rPr>
-          <w:rFonts w:ascii="Calibri" w:hAnsi="Calibri" w:eastAsia="Calibri"/>
-          <w:b/>
-          <w:i w:val="0"/>
-          <w:color w:val="004E8C"/>
-          <w:sz w:val="24"/>
+          <w:sz w:val="20"/>
         </w:rPr>
-        <w:t>C. Təşkilatların materialları və ensiklopedik mənbələr</w:t>
+        <w:t>C Qurumların materialları və ensiklopedik mənbələr</w:t>
       </w:r>
     </w:p>
     <w:p>
       <w:pPr>
-        <w:spacing w:after="80"/>
-        <w:ind w:left="360"/>
+        <w:widowControl/>
       </w:pPr>
       <w:r>
         <w:rPr>
-          <w:rFonts w:ascii="Calibri" w:hAnsi="Calibri" w:eastAsia="Calibri"/>
-          <w:b w:val="0"/>
-          <w:i w:val="0"/>
-          <w:sz w:val="22"/>
+          <w:sz w:val="20"/>
         </w:rPr>
-        <w:t>1. Encyclopaedia Britannica. “Washing machine” (“Paltaryuyan maşın”).</w:t>
-      </w:r>
-      <w:r>
-        <w:rPr>
-          <w:rFonts w:ascii="Calibri" w:hAnsi="Calibri" w:eastAsia="Calibri"/>
-          <w:b w:val="0"/>
-          <w:i w:val="0"/>
-          <w:sz w:val="22"/>
-        </w:rPr>
-        <w:t xml:space="preserve"> </w:t>
+        <w:t xml:space="preserve">1. Encyclopaedia Britannica. 'Washing machine.' </w:t>
       </w:r>
       <w:hyperlink r:id="rId9">
         <w:r>
           <w:rPr>
-            <w:rFonts w:ascii="Calibri" w:hAnsi="Calibri" w:eastAsia="Calibri"/>
-            <w:b w:val="0"/>
-            <w:i w:val="0"/>
-            <w:sz w:val="22"/>
-            <w:color w:val="0563C1"/>
-            <w:u w:val="single"/>
+            <w:sz w:val="20"/>
           </w:rPr>
           <w:t>https://www.britannica.com/technology/washing-machine</w:t>
         </w:r>
       </w:hyperlink>
-    </w:p>
-    <w:p>
-      <w:pPr>
-        <w:keepNext/>
-        <w:spacing w:before="240" w:after="120"/>
-      </w:pPr>
       <w:r>
         <w:rPr>
-          <w:rFonts w:ascii="Calibri" w:hAnsi="Calibri" w:eastAsia="Calibri"/>
-          <w:b/>
-          <w:i w:val="0"/>
-          <w:color w:val="004E8C"/>
-          <w:sz w:val="24"/>
+          <w:sz w:val="20"/>
         </w:rPr>
-        <w:t>D. Muzey, arxiv və kitabxana materialları</w:t>
       </w:r>
     </w:p>
     <w:p>
       <w:pPr>
-        <w:spacing w:after="80"/>
-        <w:ind w:left="360"/>
+        <w:pStyle w:val="Heading2"/>
+        <w:widowControl/>
       </w:pPr>
       <w:r>
         <w:rPr>
-          <w:rFonts w:ascii="Calibri" w:hAnsi="Calibri" w:eastAsia="Calibri"/>
-          <w:b w:val="0"/>
-          <w:i w:val="0"/>
-          <w:sz w:val="22"/>
+          <w:sz w:val="20"/>
         </w:rPr>
-        <w:t>1. Smithsonian National Museum of American History. Paltar yuma və ev işlərinə dair kolleksiyalar.</w:t>
+        <w:t>D Muzey arxiv və kitabxana materialları</w:t>
       </w:r>
+    </w:p>
+    <w:p>
+      <w:pPr>
+        <w:widowControl/>
+      </w:pPr>
       <w:r>
         <w:rPr>
-          <w:rFonts w:ascii="Calibri" w:hAnsi="Calibri" w:eastAsia="Calibri"/>
-          <w:b w:val="0"/>
-          <w:i w:val="0"/>
-          <w:sz w:val="22"/>
+          <w:sz w:val="20"/>
         </w:rPr>
-        <w:t xml:space="preserve"> </w:t>
+        <w:t xml:space="preserve">1. Smithsonian National Museum of American History. Collections on laundry and housework. </w:t>
       </w:r>
       <w:hyperlink r:id="rId10">
         <w:r>
           <w:rPr>
-            <w:rFonts w:ascii="Calibri" w:hAnsi="Calibri" w:eastAsia="Calibri"/>
-            <w:b w:val="0"/>
-            <w:i w:val="0"/>
-            <w:sz w:val="22"/>
-            <w:color w:val="0563C1"/>
-            <w:u w:val="single"/>
+            <w:sz w:val="20"/>
           </w:rPr>
           <w:t>https://americanhistory.si.edu/</w:t>
         </w:r>
       </w:hyperlink>
+      <w:r>
+        <w:rPr>
+          <w:sz w:val="20"/>
+        </w:rPr>
+      </w:r>
     </w:p>
     <w:p>
       <w:pPr>
-        <w:spacing w:after="80"/>
-        <w:ind w:left="360"/>
+        <w:widowControl/>
       </w:pPr>
       <w:r>
         <w:rPr>
-          <w:rFonts w:ascii="Calibri" w:hAnsi="Calibri" w:eastAsia="Calibri"/>
-          <w:b w:val="0"/>
-          <w:i w:val="0"/>
-          <w:sz w:val="22"/>
+          <w:sz w:val="20"/>
         </w:rPr>
-        <w:t>2. Science Museum (London). Məişət texnologiyalarına dair eksponatlar və materiallar.</w:t>
-      </w:r>
-      <w:r>
-        <w:rPr>
-          <w:rFonts w:ascii="Calibri" w:hAnsi="Calibri" w:eastAsia="Calibri"/>
-          <w:b w:val="0"/>
-          <w:i w:val="0"/>
-          <w:sz w:val="22"/>
-        </w:rPr>
-        <w:t xml:space="preserve"> </w:t>
+        <w:t xml:space="preserve">2. Science Museum (London). Domestic technology objects and stories. </w:t>
       </w:r>
       <w:hyperlink r:id="rId11">
         <w:r>
           <w:rPr>
-            <w:rFonts w:ascii="Calibri" w:hAnsi="Calibri" w:eastAsia="Calibri"/>
-            <w:b w:val="0"/>
-            <w:i w:val="0"/>
-            <w:sz w:val="22"/>
-            <w:color w:val="0563C1"/>
-            <w:u w:val="single"/>
+            <w:sz w:val="20"/>
           </w:rPr>
           <w:t>https://www.sciencemuseum.org.uk/objects-and-stories</w:t>
         </w:r>
       </w:hyperlink>
+      <w:r>
+        <w:rPr>
+          <w:sz w:val="20"/>
+        </w:rPr>
+      </w:r>
     </w:p>
     <w:sectPr>
-      <w:pgSz w:w="12240" w:h="15840"/>
-      <w:pgMar w:top="1296" w:right="1440" w:bottom="1296" w:left="1440" w:header="720" w:footer="720" w:gutter="0"/>
+      <w:footerReference w:type="default" r:id="rId12"/>
+      <w:pgSz w:w="11906" w:h="16838"/>
+      <w:pgMar w:top="1020" w:right="1134" w:bottom="1020" w:left="1134" w:header="720" w:footer="720" w:gutter="0"/>
       <w:cols w:space="720"/>
       <w:docGrid w:linePitch="360"/>
     </w:sectPr>
   </w:body>
 </w:document>
+</file>
+
+<file path=word/footer1.xml><?xml version="1.0" encoding="utf-8"?>
+<w:ftr xmlns:m="http://schemas.openxmlformats.org/officeDocument/2006/math" xmlns:mc="http://schemas.openxmlformats.org/markup-compatibility/2006" xmlns:mo="http://schemas.microsoft.com/office/mac/office/2008/main" xmlns:mv="urn:schemas-microsoft-com:mac:vml" xmlns:o="urn:schemas-microsoft-com:office:office" xmlns:r="http://schemas.openxmlformats.org/officeDocument/2006/relationships" xmlns:v="urn:schemas-microsoft-com:vml" xmlns:w10="urn:schemas-microsoft-com:office:word" xmlns:w14="http://schemas.microsoft.com/office/word/2010/wordml" xmlns:w="http://schemas.openxmlformats.org/wordprocessingml/2006/main" xmlns:wne="http://schemas.microsoft.com/office/word/2006/wordml" xmlns:wp14="http://schemas.microsoft.com/office/word/2010/wordprocessingDrawing" xmlns:wp="http://schemas.openxmlformats.org/drawingml/2006/wordprocessingDrawing" xmlns:wpc="http://schemas.microsoft.com/office/word/2010/wordprocessingCanvas" xmlns:wpg="http://schemas.microsoft.com/office/word/2010/wordprocessingGroup" xmlns:wpi="http://schemas.microsoft.com/office/word/2010/wordprocessingInk" xmlns:wps="http://schemas.microsoft.com/office/word/2010/wordprocessingShape" mc:Ignorable="w14 wp14">
+  <w:p>
+    <w:pPr>
+      <w:pStyle w:val="Footer"/>
+      <w:jc w:val="right"/>
+    </w:pPr>
+    <w:fldSimple w:instr="PAGE"/>
+  </w:p>
+</w:ftr>
 </file>
 
 <file path=word/numbering.xml><?xml version="1.0" encoding="utf-8"?>
@@ -735,7 +558,7 @@
   <w:docDefaults>
     <w:rPrDefault>
       <w:rPr>
-        <w:rFonts w:asciiTheme="minorHAnsi" w:eastAsiaTheme="minorEastAsia" w:hAnsiTheme="minorHAnsi" w:cstheme="minorBidi"/>
+        <w:rFonts/>
         <w:sz w:val="22"/>
         <w:szCs w:val="22"/>
         <w:lang w:val="en-US" w:eastAsia="en-US" w:bidi="ar-SA"/>
@@ -890,6 +713,15 @@
     <w:name w:val="Normal"/>
     <w:qFormat/>
     <w:rsid w:val="00FC693F"/>
+    <w:pPr>
+      <w:spacing w:after="120" w:line="259" w:lineRule="auto"/>
+    </w:pPr>
+    <w:rPr>
+      <w:rFonts w:ascii="Times New Roman" w:hAnsi="Times New Roman"/>
+      <w:color w:val="000000"/>
+      <w:sz w:val="24"/>
+      <w:lang w:val="az-Latn-AZ"/>
+    </w:rPr>
   </w:style>
   <w:style w:type="paragraph" w:styleId="Header">
     <w:name w:val="header"/>
@@ -946,16 +778,17 @@
     <w:pPr>
       <w:keepNext/>
       <w:keepLines/>
-      <w:spacing w:before="480" w:after="0"/>
+      <w:spacing w:before="480" w:after="120" w:line="259" w:lineRule="auto"/>
       <w:outlineLvl w:val="0"/>
     </w:pPr>
     <w:rPr>
-      <w:rFonts w:asciiTheme="majorHAnsi" w:eastAsiaTheme="majorEastAsia" w:hAnsiTheme="majorHAnsi" w:cstheme="majorBidi"/>
+      <w:rFonts w:ascii="Times New Roman" w:hAnsi="Times New Roman"/>
       <w:b/>
       <w:bCs/>
-      <w:color w:val="365F91" w:themeColor="accent1" w:themeShade="BF"/>
-      <w:sz w:val="28"/>
+      <w:color w:val="000000"/>
+      <w:sz w:val="26"/>
       <w:szCs w:val="28"/>
+      <w:lang w:val="az-Latn-AZ"/>
     </w:rPr>
   </w:style>
   <w:style w:type="paragraph" w:styleId="Heading2">
@@ -970,16 +803,17 @@
     <w:pPr>
       <w:keepNext/>
       <w:keepLines/>
-      <w:spacing w:before="200" w:after="0"/>
+      <w:spacing w:before="200" w:after="120" w:line="259" w:lineRule="auto"/>
       <w:outlineLvl w:val="1"/>
     </w:pPr>
     <w:rPr>
-      <w:rFonts w:asciiTheme="majorHAnsi" w:eastAsiaTheme="majorEastAsia" w:hAnsiTheme="majorHAnsi" w:cstheme="majorBidi"/>
+      <w:rFonts w:ascii="Times New Roman" w:hAnsi="Times New Roman"/>
       <w:b/>
       <w:bCs/>
-      <w:color w:val="4F81BD" w:themeColor="accent1"/>
+      <w:color w:val="000000"/>
       <w:sz w:val="26"/>
       <w:szCs w:val="26"/>
+      <w:lang w:val="az-Latn-AZ"/>
     </w:rPr>
   </w:style>
   <w:style w:type="paragraph" w:styleId="Heading3">
@@ -998,7 +832,7 @@
       <w:outlineLvl w:val="2"/>
     </w:pPr>
     <w:rPr>
-      <w:rFonts w:asciiTheme="majorHAnsi" w:eastAsiaTheme="majorEastAsia" w:hAnsiTheme="majorHAnsi" w:cstheme="majorBidi"/>
+      <w:rFonts/>
       <w:b/>
       <w:bCs/>
       <w:color w:val="4F81BD" w:themeColor="accent1"/>
@@ -1021,7 +855,7 @@
       <w:outlineLvl w:val="3"/>
     </w:pPr>
     <w:rPr>
-      <w:rFonts w:asciiTheme="majorHAnsi" w:eastAsiaTheme="majorEastAsia" w:hAnsiTheme="majorHAnsi" w:cstheme="majorBidi"/>
+      <w:rFonts/>
       <w:b/>
       <w:bCs/>
       <w:i/>
@@ -1046,7 +880,7 @@
       <w:outlineLvl w:val="4"/>
     </w:pPr>
     <w:rPr>
-      <w:rFonts w:asciiTheme="majorHAnsi" w:eastAsiaTheme="majorEastAsia" w:hAnsiTheme="majorHAnsi" w:cstheme="majorBidi"/>
+      <w:rFonts/>
       <w:color w:val="243F60" w:themeColor="accent1" w:themeShade="7F"/>
     </w:rPr>
   </w:style>
@@ -1067,7 +901,7 @@
       <w:outlineLvl w:val="5"/>
     </w:pPr>
     <w:rPr>
-      <w:rFonts w:asciiTheme="majorHAnsi" w:eastAsiaTheme="majorEastAsia" w:hAnsiTheme="majorHAnsi" w:cstheme="majorBidi"/>
+      <w:rFonts/>
       <w:i/>
       <w:iCs/>
       <w:color w:val="243F60" w:themeColor="accent1" w:themeShade="7F"/>
@@ -1090,7 +924,7 @@
       <w:outlineLvl w:val="6"/>
     </w:pPr>
     <w:rPr>
-      <w:rFonts w:asciiTheme="majorHAnsi" w:eastAsiaTheme="majorEastAsia" w:hAnsiTheme="majorHAnsi" w:cstheme="majorBidi"/>
+      <w:rFonts/>
       <w:i/>
       <w:iCs/>
       <w:color w:val="404040" w:themeColor="text1" w:themeTint="BF"/>
@@ -1113,7 +947,7 @@
       <w:outlineLvl w:val="7"/>
     </w:pPr>
     <w:rPr>
-      <w:rFonts w:asciiTheme="majorHAnsi" w:eastAsiaTheme="majorEastAsia" w:hAnsiTheme="majorHAnsi" w:cstheme="majorBidi"/>
+      <w:rFonts/>
       <w:color w:val="4F81BD" w:themeColor="accent1"/>
       <w:sz w:val="20"/>
       <w:szCs w:val="20"/>
@@ -1136,7 +970,7 @@
       <w:outlineLvl w:val="8"/>
     </w:pPr>
     <w:rPr>
-      <w:rFonts w:asciiTheme="majorHAnsi" w:eastAsiaTheme="majorEastAsia" w:hAnsiTheme="majorHAnsi" w:cstheme="majorBidi"/>
+      <w:rFonts/>
       <w:i/>
       <w:iCs/>
       <w:color w:val="404040" w:themeColor="text1" w:themeTint="BF"/>
@@ -1187,7 +1021,7 @@
     <w:uiPriority w:val="9"/>
     <w:rsid w:val="00FC693F"/>
     <w:rPr>
-      <w:rFonts w:asciiTheme="majorHAnsi" w:eastAsiaTheme="majorEastAsia" w:hAnsiTheme="majorHAnsi" w:cstheme="majorBidi"/>
+      <w:rFonts/>
       <w:b/>
       <w:bCs/>
       <w:color w:val="365F91" w:themeColor="accent1" w:themeShade="BF"/>
@@ -1202,7 +1036,7 @@
     <w:uiPriority w:val="9"/>
     <w:rsid w:val="00FC693F"/>
     <w:rPr>
-      <w:rFonts w:asciiTheme="majorHAnsi" w:eastAsiaTheme="majorEastAsia" w:hAnsiTheme="majorHAnsi" w:cstheme="majorBidi"/>
+      <w:rFonts/>
       <w:b/>
       <w:bCs/>
       <w:color w:val="4F81BD" w:themeColor="accent1"/>
@@ -1217,7 +1051,7 @@
     <w:uiPriority w:val="9"/>
     <w:rsid w:val="00FC693F"/>
     <w:rPr>
-      <w:rFonts w:asciiTheme="majorHAnsi" w:eastAsiaTheme="majorEastAsia" w:hAnsiTheme="majorHAnsi" w:cstheme="majorBidi"/>
+      <w:rFonts/>
       <w:b/>
       <w:bCs/>
       <w:color w:val="4F81BD" w:themeColor="accent1"/>
@@ -1232,19 +1066,17 @@
     <w:qFormat/>
     <w:rsid w:val="00FC693F"/>
     <w:pPr>
-      <w:pBdr>
-        <w:bottom w:val="single" w:sz="8" w:space="4" w:color="4F81BD" w:themeColor="accent1"/>
-      </w:pBdr>
-      <w:spacing w:after="300" w:line="240" w:lineRule="auto"/>
+      <w:spacing w:after="120" w:line="259" w:lineRule="auto"/>
       <w:contextualSpacing/>
     </w:pPr>
     <w:rPr>
-      <w:rFonts w:asciiTheme="majorHAnsi" w:eastAsiaTheme="majorEastAsia" w:hAnsiTheme="majorHAnsi" w:cstheme="majorBidi"/>
-      <w:color w:val="17365D" w:themeColor="text2" w:themeShade="BF"/>
+      <w:rFonts w:ascii="Times New Roman" w:hAnsi="Times New Roman"/>
+      <w:color w:val="000000"/>
       <w:spacing w:val="5"/>
       <w:kern w:val="28"/>
-      <w:sz w:val="52"/>
+      <w:sz w:val="40"/>
       <w:szCs w:val="52"/>
+      <w:lang w:val="az-Latn-AZ"/>
     </w:rPr>
   </w:style>
   <w:style w:type="character" w:customStyle="1" w:styleId="TitleChar">
@@ -1254,7 +1086,7 @@
     <w:uiPriority w:val="10"/>
     <w:rsid w:val="00FC693F"/>
     <w:rPr>
-      <w:rFonts w:asciiTheme="majorHAnsi" w:eastAsiaTheme="majorEastAsia" w:hAnsiTheme="majorHAnsi" w:cstheme="majorBidi"/>
+      <w:rFonts/>
       <w:color w:val="17365D" w:themeColor="text2" w:themeShade="BF"/>
       <w:spacing w:val="5"/>
       <w:kern w:val="28"/>
@@ -1276,7 +1108,7 @@
       </w:numPr>
     </w:pPr>
     <w:rPr>
-      <w:rFonts w:asciiTheme="majorHAnsi" w:eastAsiaTheme="majorEastAsia" w:hAnsiTheme="majorHAnsi" w:cstheme="majorBidi"/>
+      <w:rFonts/>
       <w:i/>
       <w:iCs/>
       <w:color w:val="4F81BD" w:themeColor="accent1"/>
@@ -1292,7 +1124,7 @@
     <w:uiPriority w:val="11"/>
     <w:rsid w:val="00FC693F"/>
     <w:rPr>
-      <w:rFonts w:asciiTheme="majorHAnsi" w:eastAsiaTheme="majorEastAsia" w:hAnsiTheme="majorHAnsi" w:cstheme="majorBidi"/>
+      <w:rFonts/>
       <w:i/>
       <w:iCs/>
       <w:color w:val="4F81BD" w:themeColor="accent1"/>
@@ -1417,8 +1249,15 @@
       <w:numPr>
         <w:numId w:val="1"/>
       </w:numPr>
+      <w:spacing w:after="120" w:line="259" w:lineRule="auto"/>
       <w:contextualSpacing/>
     </w:pPr>
+    <w:rPr>
+      <w:rFonts w:ascii="Times New Roman" w:hAnsi="Times New Roman"/>
+      <w:color w:val="000000"/>
+      <w:sz w:val="24"/>
+      <w:lang w:val="az-Latn-AZ"/>
+    </w:rPr>
   </w:style>
   <w:style w:type="paragraph" w:styleId="ListBullet2">
     <w:name w:val="List Bullet 2"/>
@@ -1590,7 +1429,7 @@
     <w:semiHidden/>
     <w:rsid w:val="00FC693F"/>
     <w:rPr>
-      <w:rFonts w:asciiTheme="majorHAnsi" w:eastAsiaTheme="majorEastAsia" w:hAnsiTheme="majorHAnsi" w:cstheme="majorBidi"/>
+      <w:rFonts/>
       <w:b/>
       <w:bCs/>
       <w:i/>
@@ -1606,7 +1445,7 @@
     <w:semiHidden/>
     <w:rsid w:val="00FC693F"/>
     <w:rPr>
-      <w:rFonts w:asciiTheme="majorHAnsi" w:eastAsiaTheme="majorEastAsia" w:hAnsiTheme="majorHAnsi" w:cstheme="majorBidi"/>
+      <w:rFonts/>
       <w:color w:val="243F60" w:themeColor="accent1" w:themeShade="7F"/>
     </w:rPr>
   </w:style>
@@ -1618,7 +1457,7 @@
     <w:semiHidden/>
     <w:rsid w:val="00FC693F"/>
     <w:rPr>
-      <w:rFonts w:asciiTheme="majorHAnsi" w:eastAsiaTheme="majorEastAsia" w:hAnsiTheme="majorHAnsi" w:cstheme="majorBidi"/>
+      <w:rFonts/>
       <w:i/>
       <w:iCs/>
       <w:color w:val="243F60" w:themeColor="accent1" w:themeShade="7F"/>
@@ -1632,7 +1471,7 @@
     <w:semiHidden/>
     <w:rsid w:val="00FC693F"/>
     <w:rPr>
-      <w:rFonts w:asciiTheme="majorHAnsi" w:eastAsiaTheme="majorEastAsia" w:hAnsiTheme="majorHAnsi" w:cstheme="majorBidi"/>
+      <w:rFonts/>
       <w:i/>
       <w:iCs/>
       <w:color w:val="404040" w:themeColor="text1" w:themeTint="BF"/>
@@ -1646,7 +1485,7 @@
     <w:semiHidden/>
     <w:rsid w:val="00FC693F"/>
     <w:rPr>
-      <w:rFonts w:asciiTheme="majorHAnsi" w:eastAsiaTheme="majorEastAsia" w:hAnsiTheme="majorHAnsi" w:cstheme="majorBidi"/>
+      <w:rFonts/>
       <w:color w:val="4F81BD" w:themeColor="accent1"/>
       <w:sz w:val="20"/>
       <w:szCs w:val="20"/>
@@ -1660,7 +1499,7 @@
     <w:semiHidden/>
     <w:rsid w:val="00FC693F"/>
     <w:rPr>
-      <w:rFonts w:asciiTheme="majorHAnsi" w:eastAsiaTheme="majorEastAsia" w:hAnsiTheme="majorHAnsi" w:cstheme="majorBidi"/>
+      <w:rFonts/>
       <w:i/>
       <w:iCs/>
       <w:color w:val="404040" w:themeColor="text1" w:themeTint="BF"/>
@@ -1719,9 +1558,6 @@
     <w:qFormat/>
     <w:rsid w:val="00FC693F"/>
     <w:pPr>
-      <w:pBdr>
-        <w:bottom w:val="single" w:sz="4" w:space="4" w:color="4F81BD" w:themeColor="accent1"/>
-      </w:pBdr>
       <w:spacing w:before="200" w:after="280"/>
       <w:ind w:left="936" w:right="936"/>
     </w:pPr>
@@ -3249,7 +3085,7 @@
         <w:spacing w:before="0" w:after="0" w:line="240" w:lineRule="auto"/>
       </w:pPr>
       <w:rPr>
-        <w:rFonts w:asciiTheme="majorHAnsi" w:eastAsiaTheme="majorEastAsia" w:hAnsiTheme="majorHAnsi" w:cstheme="majorBidi"/>
+        <w:rFonts/>
         <w:b/>
         <w:bCs/>
       </w:rPr>
@@ -3270,7 +3106,7 @@
         <w:spacing w:before="0" w:after="0" w:line="240" w:lineRule="auto"/>
       </w:pPr>
       <w:rPr>
-        <w:rFonts w:asciiTheme="majorHAnsi" w:eastAsiaTheme="majorEastAsia" w:hAnsiTheme="majorHAnsi" w:cstheme="majorBidi"/>
+        <w:rFonts/>
         <w:b/>
         <w:bCs/>
       </w:rPr>
@@ -3288,14 +3124,14 @@
     </w:tblStylePr>
     <w:tblStylePr w:type="firstCol">
       <w:rPr>
-        <w:rFonts w:asciiTheme="majorHAnsi" w:eastAsiaTheme="majorEastAsia" w:hAnsiTheme="majorHAnsi" w:cstheme="majorBidi"/>
+        <w:rFonts/>
         <w:b/>
         <w:bCs/>
       </w:rPr>
     </w:tblStylePr>
     <w:tblStylePr w:type="lastCol">
       <w:rPr>
-        <w:rFonts w:asciiTheme="majorHAnsi" w:eastAsiaTheme="majorEastAsia" w:hAnsiTheme="majorHAnsi" w:cstheme="majorBidi"/>
+        <w:rFonts/>
         <w:b/>
         <w:bCs/>
       </w:rPr>
@@ -3379,7 +3215,7 @@
         <w:spacing w:before="0" w:after="0" w:line="240" w:lineRule="auto"/>
       </w:pPr>
       <w:rPr>
-        <w:rFonts w:asciiTheme="majorHAnsi" w:eastAsiaTheme="majorEastAsia" w:hAnsiTheme="majorHAnsi" w:cstheme="majorBidi"/>
+        <w:rFonts/>
         <w:b/>
         <w:bCs/>
       </w:rPr>
@@ -3400,7 +3236,7 @@
         <w:spacing w:before="0" w:after="0" w:line="240" w:lineRule="auto"/>
       </w:pPr>
       <w:rPr>
-        <w:rFonts w:asciiTheme="majorHAnsi" w:eastAsiaTheme="majorEastAsia" w:hAnsiTheme="majorHAnsi" w:cstheme="majorBidi"/>
+        <w:rFonts/>
         <w:b/>
         <w:bCs/>
       </w:rPr>
@@ -3418,14 +3254,14 @@
     </w:tblStylePr>
     <w:tblStylePr w:type="firstCol">
       <w:rPr>
-        <w:rFonts w:asciiTheme="majorHAnsi" w:eastAsiaTheme="majorEastAsia" w:hAnsiTheme="majorHAnsi" w:cstheme="majorBidi"/>
+        <w:rFonts/>
         <w:b/>
         <w:bCs/>
       </w:rPr>
     </w:tblStylePr>
     <w:tblStylePr w:type="lastCol">
       <w:rPr>
-        <w:rFonts w:asciiTheme="majorHAnsi" w:eastAsiaTheme="majorEastAsia" w:hAnsiTheme="majorHAnsi" w:cstheme="majorBidi"/>
+        <w:rFonts/>
         <w:b/>
         <w:bCs/>
       </w:rPr>
@@ -3509,7 +3345,7 @@
         <w:spacing w:before="0" w:after="0" w:line="240" w:lineRule="auto"/>
       </w:pPr>
       <w:rPr>
-        <w:rFonts w:asciiTheme="majorHAnsi" w:eastAsiaTheme="majorEastAsia" w:hAnsiTheme="majorHAnsi" w:cstheme="majorBidi"/>
+        <w:rFonts/>
         <w:b/>
         <w:bCs/>
       </w:rPr>
@@ -3530,7 +3366,7 @@
         <w:spacing w:before="0" w:after="0" w:line="240" w:lineRule="auto"/>
       </w:pPr>
       <w:rPr>
-        <w:rFonts w:asciiTheme="majorHAnsi" w:eastAsiaTheme="majorEastAsia" w:hAnsiTheme="majorHAnsi" w:cstheme="majorBidi"/>
+        <w:rFonts/>
         <w:b/>
         <w:bCs/>
       </w:rPr>
@@ -3548,14 +3384,14 @@
     </w:tblStylePr>
     <w:tblStylePr w:type="firstCol">
       <w:rPr>
-        <w:rFonts w:asciiTheme="majorHAnsi" w:eastAsiaTheme="majorEastAsia" w:hAnsiTheme="majorHAnsi" w:cstheme="majorBidi"/>
+        <w:rFonts/>
         <w:b/>
         <w:bCs/>
       </w:rPr>
     </w:tblStylePr>
     <w:tblStylePr w:type="lastCol">
       <w:rPr>
-        <w:rFonts w:asciiTheme="majorHAnsi" w:eastAsiaTheme="majorEastAsia" w:hAnsiTheme="majorHAnsi" w:cstheme="majorBidi"/>
+        <w:rFonts/>
         <w:b/>
         <w:bCs/>
       </w:rPr>
@@ -3639,7 +3475,7 @@
         <w:spacing w:before="0" w:after="0" w:line="240" w:lineRule="auto"/>
       </w:pPr>
       <w:rPr>
-        <w:rFonts w:asciiTheme="majorHAnsi" w:eastAsiaTheme="majorEastAsia" w:hAnsiTheme="majorHAnsi" w:cstheme="majorBidi"/>
+        <w:rFonts/>
         <w:b/>
         <w:bCs/>
       </w:rPr>
@@ -3660,7 +3496,7 @@
         <w:spacing w:before="0" w:after="0" w:line="240" w:lineRule="auto"/>
       </w:pPr>
       <w:rPr>
-        <w:rFonts w:asciiTheme="majorHAnsi" w:eastAsiaTheme="majorEastAsia" w:hAnsiTheme="majorHAnsi" w:cstheme="majorBidi"/>
+        <w:rFonts/>
         <w:b/>
         <w:bCs/>
       </w:rPr>
@@ -3678,14 +3514,14 @@
     </w:tblStylePr>
     <w:tblStylePr w:type="firstCol">
       <w:rPr>
-        <w:rFonts w:asciiTheme="majorHAnsi" w:eastAsiaTheme="majorEastAsia" w:hAnsiTheme="majorHAnsi" w:cstheme="majorBidi"/>
+        <w:rFonts/>
         <w:b/>
         <w:bCs/>
       </w:rPr>
     </w:tblStylePr>
     <w:tblStylePr w:type="lastCol">
       <w:rPr>
-        <w:rFonts w:asciiTheme="majorHAnsi" w:eastAsiaTheme="majorEastAsia" w:hAnsiTheme="majorHAnsi" w:cstheme="majorBidi"/>
+        <w:rFonts/>
         <w:b/>
         <w:bCs/>
       </w:rPr>
@@ -3769,7 +3605,7 @@
         <w:spacing w:before="0" w:after="0" w:line="240" w:lineRule="auto"/>
       </w:pPr>
       <w:rPr>
-        <w:rFonts w:asciiTheme="majorHAnsi" w:eastAsiaTheme="majorEastAsia" w:hAnsiTheme="majorHAnsi" w:cstheme="majorBidi"/>
+        <w:rFonts/>
         <w:b/>
         <w:bCs/>
       </w:rPr>
@@ -3790,7 +3626,7 @@
         <w:spacing w:before="0" w:after="0" w:line="240" w:lineRule="auto"/>
       </w:pPr>
       <w:rPr>
-        <w:rFonts w:asciiTheme="majorHAnsi" w:eastAsiaTheme="majorEastAsia" w:hAnsiTheme="majorHAnsi" w:cstheme="majorBidi"/>
+        <w:rFonts/>
         <w:b/>
         <w:bCs/>
       </w:rPr>
@@ -3808,14 +3644,14 @@
     </w:tblStylePr>
     <w:tblStylePr w:type="firstCol">
       <w:rPr>
-        <w:rFonts w:asciiTheme="majorHAnsi" w:eastAsiaTheme="majorEastAsia" w:hAnsiTheme="majorHAnsi" w:cstheme="majorBidi"/>
+        <w:rFonts/>
         <w:b/>
         <w:bCs/>
       </w:rPr>
     </w:tblStylePr>
     <w:tblStylePr w:type="lastCol">
       <w:rPr>
-        <w:rFonts w:asciiTheme="majorHAnsi" w:eastAsiaTheme="majorEastAsia" w:hAnsiTheme="majorHAnsi" w:cstheme="majorBidi"/>
+        <w:rFonts/>
         <w:b/>
         <w:bCs/>
       </w:rPr>
@@ -3899,7 +3735,7 @@
         <w:spacing w:before="0" w:after="0" w:line="240" w:lineRule="auto"/>
       </w:pPr>
       <w:rPr>
-        <w:rFonts w:asciiTheme="majorHAnsi" w:eastAsiaTheme="majorEastAsia" w:hAnsiTheme="majorHAnsi" w:cstheme="majorBidi"/>
+        <w:rFonts/>
         <w:b/>
         <w:bCs/>
       </w:rPr>
@@ -3920,7 +3756,7 @@
         <w:spacing w:before="0" w:after="0" w:line="240" w:lineRule="auto"/>
       </w:pPr>
       <w:rPr>
-        <w:rFonts w:asciiTheme="majorHAnsi" w:eastAsiaTheme="majorEastAsia" w:hAnsiTheme="majorHAnsi" w:cstheme="majorBidi"/>
+        <w:rFonts/>
         <w:b/>
         <w:bCs/>
       </w:rPr>
@@ -3938,14 +3774,14 @@
     </w:tblStylePr>
     <w:tblStylePr w:type="firstCol">
       <w:rPr>
-        <w:rFonts w:asciiTheme="majorHAnsi" w:eastAsiaTheme="majorEastAsia" w:hAnsiTheme="majorHAnsi" w:cstheme="majorBidi"/>
+        <w:rFonts/>
         <w:b/>
         <w:bCs/>
       </w:rPr>
     </w:tblStylePr>
     <w:tblStylePr w:type="lastCol">
       <w:rPr>
-        <w:rFonts w:asciiTheme="majorHAnsi" w:eastAsiaTheme="majorEastAsia" w:hAnsiTheme="majorHAnsi" w:cstheme="majorBidi"/>
+        <w:rFonts/>
         <w:b/>
         <w:bCs/>
       </w:rPr>
@@ -4029,7 +3865,7 @@
         <w:spacing w:before="0" w:after="0" w:line="240" w:lineRule="auto"/>
       </w:pPr>
       <w:rPr>
-        <w:rFonts w:asciiTheme="majorHAnsi" w:eastAsiaTheme="majorEastAsia" w:hAnsiTheme="majorHAnsi" w:cstheme="majorBidi"/>
+        <w:rFonts/>
         <w:b/>
         <w:bCs/>
       </w:rPr>
@@ -4050,7 +3886,7 @@
         <w:spacing w:before="0" w:after="0" w:line="240" w:lineRule="auto"/>
       </w:pPr>
       <w:rPr>
-        <w:rFonts w:asciiTheme="majorHAnsi" w:eastAsiaTheme="majorEastAsia" w:hAnsiTheme="majorHAnsi" w:cstheme="majorBidi"/>
+        <w:rFonts/>
         <w:b/>
         <w:bCs/>
       </w:rPr>
@@ -4068,14 +3904,14 @@
     </w:tblStylePr>
     <w:tblStylePr w:type="firstCol">
       <w:rPr>
-        <w:rFonts w:asciiTheme="majorHAnsi" w:eastAsiaTheme="majorEastAsia" w:hAnsiTheme="majorHAnsi" w:cstheme="majorBidi"/>
+        <w:rFonts/>
         <w:b/>
         <w:bCs/>
       </w:rPr>
     </w:tblStylePr>
     <w:tblStylePr w:type="lastCol">
       <w:rPr>
-        <w:rFonts w:asciiTheme="majorHAnsi" w:eastAsiaTheme="majorEastAsia" w:hAnsiTheme="majorHAnsi" w:cstheme="majorBidi"/>
+        <w:rFonts/>
         <w:b/>
         <w:bCs/>
       </w:rPr>
@@ -5940,7 +5776,7 @@
     </w:tblPr>
     <w:tblStylePr w:type="firstRow">
       <w:rPr>
-        <w:rFonts w:asciiTheme="majorHAnsi" w:eastAsiaTheme="majorEastAsia" w:hAnsiTheme="majorHAnsi" w:cstheme="majorBidi"/>
+        <w:rFonts/>
       </w:rPr>
       <w:tblPr/>
       <w:tcPr>
@@ -6024,7 +5860,7 @@
     </w:tblPr>
     <w:tblStylePr w:type="firstRow">
       <w:rPr>
-        <w:rFonts w:asciiTheme="majorHAnsi" w:eastAsiaTheme="majorEastAsia" w:hAnsiTheme="majorHAnsi" w:cstheme="majorBidi"/>
+        <w:rFonts/>
       </w:rPr>
       <w:tblPr/>
       <w:tcPr>
@@ -6108,7 +5944,7 @@
     </w:tblPr>
     <w:tblStylePr w:type="firstRow">
       <w:rPr>
-        <w:rFonts w:asciiTheme="majorHAnsi" w:eastAsiaTheme="majorEastAsia" w:hAnsiTheme="majorHAnsi" w:cstheme="majorBidi"/>
+        <w:rFonts/>
       </w:rPr>
       <w:tblPr/>
       <w:tcPr>
@@ -6192,7 +6028,7 @@
     </w:tblPr>
     <w:tblStylePr w:type="firstRow">
       <w:rPr>
-        <w:rFonts w:asciiTheme="majorHAnsi" w:eastAsiaTheme="majorEastAsia" w:hAnsiTheme="majorHAnsi" w:cstheme="majorBidi"/>
+        <w:rFonts/>
       </w:rPr>
       <w:tblPr/>
       <w:tcPr>
@@ -6276,7 +6112,7 @@
     </w:tblPr>
     <w:tblStylePr w:type="firstRow">
       <w:rPr>
-        <w:rFonts w:asciiTheme="majorHAnsi" w:eastAsiaTheme="majorEastAsia" w:hAnsiTheme="majorHAnsi" w:cstheme="majorBidi"/>
+        <w:rFonts/>
       </w:rPr>
       <w:tblPr/>
       <w:tcPr>
@@ -6360,7 +6196,7 @@
     </w:tblPr>
     <w:tblStylePr w:type="firstRow">
       <w:rPr>
-        <w:rFonts w:asciiTheme="majorHAnsi" w:eastAsiaTheme="majorEastAsia" w:hAnsiTheme="majorHAnsi" w:cstheme="majorBidi"/>
+        <w:rFonts/>
       </w:rPr>
       <w:tblPr/>
       <w:tcPr>
@@ -6444,7 +6280,7 @@
     </w:tblPr>
     <w:tblStylePr w:type="firstRow">
       <w:rPr>
-        <w:rFonts w:asciiTheme="majorHAnsi" w:eastAsiaTheme="majorEastAsia" w:hAnsiTheme="majorHAnsi" w:cstheme="majorBidi"/>
+        <w:rFonts/>
       </w:rPr>
       <w:tblPr/>
       <w:tcPr>
@@ -6509,7 +6345,7 @@
       <w:spacing w:after="0" w:line="240" w:lineRule="auto"/>
     </w:pPr>
     <w:rPr>
-      <w:rFonts w:asciiTheme="majorHAnsi" w:eastAsiaTheme="majorEastAsia" w:hAnsiTheme="majorHAnsi" w:cstheme="majorBidi"/>
+      <w:rFonts/>
       <w:color w:val="000000" w:themeColor="text1"/>
     </w:rPr>
     <w:tblPr>
@@ -6637,7 +6473,7 @@
       <w:spacing w:after="0" w:line="240" w:lineRule="auto"/>
     </w:pPr>
     <w:rPr>
-      <w:rFonts w:asciiTheme="majorHAnsi" w:eastAsiaTheme="majorEastAsia" w:hAnsiTheme="majorHAnsi" w:cstheme="majorBidi"/>
+      <w:rFonts/>
       <w:color w:val="000000" w:themeColor="text1"/>
     </w:rPr>
     <w:tblPr>
@@ -6765,7 +6601,7 @@
       <w:spacing w:after="0" w:line="240" w:lineRule="auto"/>
     </w:pPr>
     <w:rPr>
-      <w:rFonts w:asciiTheme="majorHAnsi" w:eastAsiaTheme="majorEastAsia" w:hAnsiTheme="majorHAnsi" w:cstheme="majorBidi"/>
+      <w:rFonts/>
       <w:color w:val="000000" w:themeColor="text1"/>
     </w:rPr>
     <w:tblPr>
@@ -6893,7 +6729,7 @@
       <w:spacing w:after="0" w:line="240" w:lineRule="auto"/>
     </w:pPr>
     <w:rPr>
-      <w:rFonts w:asciiTheme="majorHAnsi" w:eastAsiaTheme="majorEastAsia" w:hAnsiTheme="majorHAnsi" w:cstheme="majorBidi"/>
+      <w:rFonts/>
       <w:color w:val="000000" w:themeColor="text1"/>
     </w:rPr>
     <w:tblPr>
@@ -7021,7 +6857,7 @@
       <w:spacing w:after="0" w:line="240" w:lineRule="auto"/>
     </w:pPr>
     <w:rPr>
-      <w:rFonts w:asciiTheme="majorHAnsi" w:eastAsiaTheme="majorEastAsia" w:hAnsiTheme="majorHAnsi" w:cstheme="majorBidi"/>
+      <w:rFonts/>
       <w:color w:val="000000" w:themeColor="text1"/>
     </w:rPr>
     <w:tblPr>
@@ -7149,7 +6985,7 @@
       <w:spacing w:after="0" w:line="240" w:lineRule="auto"/>
     </w:pPr>
     <w:rPr>
-      <w:rFonts w:asciiTheme="majorHAnsi" w:eastAsiaTheme="majorEastAsia" w:hAnsiTheme="majorHAnsi" w:cstheme="majorBidi"/>
+      <w:rFonts/>
       <w:color w:val="000000" w:themeColor="text1"/>
     </w:rPr>
     <w:tblPr>
@@ -7277,7 +7113,7 @@
       <w:spacing w:after="0" w:line="240" w:lineRule="auto"/>
     </w:pPr>
     <w:rPr>
-      <w:rFonts w:asciiTheme="majorHAnsi" w:eastAsiaTheme="majorEastAsia" w:hAnsiTheme="majorHAnsi" w:cstheme="majorBidi"/>
+      <w:rFonts/>
       <w:color w:val="000000" w:themeColor="text1"/>
     </w:rPr>
     <w:tblPr>
@@ -7916,7 +7752,7 @@
       <w:spacing w:after="0" w:line="240" w:lineRule="auto"/>
     </w:pPr>
     <w:rPr>
-      <w:rFonts w:asciiTheme="majorHAnsi" w:eastAsiaTheme="majorEastAsia" w:hAnsiTheme="majorHAnsi" w:cstheme="majorBidi"/>
+      <w:rFonts/>
       <w:color w:val="000000" w:themeColor="text1"/>
     </w:rPr>
     <w:tblPr>
@@ -8041,7 +7877,7 @@
       <w:spacing w:after="0" w:line="240" w:lineRule="auto"/>
     </w:pPr>
     <w:rPr>
-      <w:rFonts w:asciiTheme="majorHAnsi" w:eastAsiaTheme="majorEastAsia" w:hAnsiTheme="majorHAnsi" w:cstheme="majorBidi"/>
+      <w:rFonts/>
       <w:color w:val="000000" w:themeColor="text1"/>
     </w:rPr>
     <w:tblPr>
@@ -8166,7 +8002,7 @@
       <w:spacing w:after="0" w:line="240" w:lineRule="auto"/>
     </w:pPr>
     <w:rPr>
-      <w:rFonts w:asciiTheme="majorHAnsi" w:eastAsiaTheme="majorEastAsia" w:hAnsiTheme="majorHAnsi" w:cstheme="majorBidi"/>
+      <w:rFonts/>
       <w:color w:val="000000" w:themeColor="text1"/>
     </w:rPr>
     <w:tblPr>
@@ -8291,7 +8127,7 @@
       <w:spacing w:after="0" w:line="240" w:lineRule="auto"/>
     </w:pPr>
     <w:rPr>
-      <w:rFonts w:asciiTheme="majorHAnsi" w:eastAsiaTheme="majorEastAsia" w:hAnsiTheme="majorHAnsi" w:cstheme="majorBidi"/>
+      <w:rFonts/>
       <w:color w:val="000000" w:themeColor="text1"/>
     </w:rPr>
     <w:tblPr>
@@ -8416,7 +8252,7 @@
       <w:spacing w:after="0" w:line="240" w:lineRule="auto"/>
     </w:pPr>
     <w:rPr>
-      <w:rFonts w:asciiTheme="majorHAnsi" w:eastAsiaTheme="majorEastAsia" w:hAnsiTheme="majorHAnsi" w:cstheme="majorBidi"/>
+      <w:rFonts/>
       <w:color w:val="000000" w:themeColor="text1"/>
     </w:rPr>
     <w:tblPr>
@@ -8541,7 +8377,7 @@
       <w:spacing w:after="0" w:line="240" w:lineRule="auto"/>
     </w:pPr>
     <w:rPr>
-      <w:rFonts w:asciiTheme="majorHAnsi" w:eastAsiaTheme="majorEastAsia" w:hAnsiTheme="majorHAnsi" w:cstheme="majorBidi"/>
+      <w:rFonts/>
       <w:color w:val="000000" w:themeColor="text1"/>
     </w:rPr>
     <w:tblPr>
@@ -8666,7 +8502,7 @@
       <w:spacing w:after="0" w:line="240" w:lineRule="auto"/>
     </w:pPr>
     <w:rPr>
-      <w:rFonts w:asciiTheme="majorHAnsi" w:eastAsiaTheme="majorEastAsia" w:hAnsiTheme="majorHAnsi" w:cstheme="majorBidi"/>
+      <w:rFonts/>
       <w:color w:val="000000" w:themeColor="text1"/>
     </w:rPr>
     <w:tblPr>

--- a/az/discovery-articles/6.26 Paltaryuyan maşın.docx
+++ b/az/discovery-articles/6.26 Paltaryuyan maşın.docx
@@ -120,7 +120,7 @@
         <w:widowControl/>
       </w:pPr>
       <w:r>
-        <w:t>Kim kəşf edib və ya yaradıb</w:t>
+        <w:t xml:space="preserve">Kim yaradıb</w:t>
       </w:r>
     </w:p>
     <w:p>
@@ -217,7 +217,7 @@
         <w:rPr>
           <w:sz w:val="20"/>
         </w:rPr>
-        <w:t>A Kitablar və əsas elmi əsərlər</w:t>
+        <w:t>Kitablar və əsas elmi əsərlər</w:t>
       </w:r>
     </w:p>
     <w:p>
@@ -240,7 +240,7 @@
         <w:rPr>
           <w:sz w:val="20"/>
         </w:rPr>
-        <w:t>C Qurumların materialları və ensiklopedik mənbələr</w:t>
+        <w:t>Qurumların materialları və ensiklopedik mənbələr</w:t>
       </w:r>
     </w:p>
     <w:p>
@@ -276,7 +276,7 @@
         <w:rPr>
           <w:sz w:val="20"/>
         </w:rPr>
-        <w:t>D Muzey arxiv və kitabxana materialları</w:t>
+        <w:t>Muzey arxiv və kitabxana materialları</w:t>
       </w:r>
     </w:p>
     <w:p>
